--- a/frontend/public/originals/hr-gmp-checklist.docx
+++ b/frontend/public/originals/hr-gmp-checklist.docx
@@ -941,10 +941,10 @@
         <w:tblLook w:val="01E0" w:firstRow="1" w:lastRow="1" w:firstColumn="1" w:lastColumn="1" w:noHBand="0" w:noVBand="0"/>
       </w:tblPr>
       <w:tblGrid>
-        <w:gridCol w:w="845"/>
-        <w:gridCol w:w="7811"/>
-        <w:gridCol w:w="1475"/>
-        <w:gridCol w:w="1503"/>
+        <w:gridCol w:w="821"/>
+        <w:gridCol w:w="7587"/>
+        <w:gridCol w:w="1433"/>
+        <w:gridCol w:w="1460"/>
       </w:tblGrid>
       <w:tr>
         <w:trPr>
@@ -1675,7 +1675,25 @@
                 <w:sz w:val="22"/>
                 <w:szCs w:val="22"/>
               </w:rPr>
-              <w:t>Whether waste and liter has been removed to ensure prevention of harborage of pests and rodents?</w:t>
+              <w:t xml:space="preserve">Whether waste and liter </w:t>
+            </w:r>
+            <w:proofErr w:type="gramStart"/>
+            <w:r>
+              <w:rPr>
+                <w:rFonts w:ascii="Calibri" w:hAnsi="Calibri"/>
+                <w:sz w:val="22"/>
+                <w:szCs w:val="22"/>
+              </w:rPr>
+              <w:t>has</w:t>
+            </w:r>
+            <w:proofErr w:type="gramEnd"/>
+            <w:r>
+              <w:rPr>
+                <w:rFonts w:ascii="Calibri" w:hAnsi="Calibri"/>
+                <w:sz w:val="22"/>
+                <w:szCs w:val="22"/>
+              </w:rPr>
+              <w:t xml:space="preserve"> been removed to ensure prevention of harborage of pests and rodents?</w:t>
             </w:r>
           </w:p>
         </w:tc>
@@ -3489,7 +3507,25 @@
                 <w:sz w:val="22"/>
                 <w:szCs w:val="22"/>
               </w:rPr>
-              <w:t>Whether hand-wash signage is provided at all hand washing facilities?</w:t>
+              <w:t xml:space="preserve">Whether hand-wash signage is provided at all </w:t>
+            </w:r>
+            <w:proofErr w:type="gramStart"/>
+            <w:r>
+              <w:rPr>
+                <w:rFonts w:ascii="Calibri" w:hAnsi="Calibri"/>
+                <w:sz w:val="22"/>
+                <w:szCs w:val="22"/>
+              </w:rPr>
+              <w:t>hand washing</w:t>
+            </w:r>
+            <w:proofErr w:type="gramEnd"/>
+            <w:r>
+              <w:rPr>
+                <w:rFonts w:ascii="Calibri" w:hAnsi="Calibri"/>
+                <w:sz w:val="22"/>
+                <w:szCs w:val="22"/>
+              </w:rPr>
+              <w:t xml:space="preserve"> facilities?</w:t>
             </w:r>
           </w:p>
         </w:tc>
@@ -5507,7 +5543,16 @@
                 <w:sz w:val="22"/>
                 <w:szCs w:val="22"/>
               </w:rPr>
-              <w:t>Whether equipment and tools are of hygienic design and maintained in condition which does not present a potential source of extraneous matter?</w:t>
+              <w:t xml:space="preserve">Whether equipment and tools are of hygienic design and maintained in condition </w:t>
+            </w:r>
+            <w:r>
+              <w:rPr>
+                <w:rFonts w:ascii="Calibri" w:hAnsi="Calibri"/>
+                <w:sz w:val="22"/>
+                <w:szCs w:val="22"/>
+              </w:rPr>
+              <w:lastRenderedPageBreak/>
+              <w:t>which does not present a potential source of extraneous matter?</w:t>
             </w:r>
           </w:p>
         </w:tc>
@@ -5537,6 +5582,7 @@
                 <w:sz w:val="22"/>
                 <w:szCs w:val="22"/>
               </w:rPr>
+              <w:lastRenderedPageBreak/>
               <w:t>Yes / No</w:t>
             </w:r>
           </w:p>
@@ -7425,10 +7471,10 @@
         <w:tblLook w:val="01E0" w:firstRow="1" w:lastRow="1" w:firstColumn="1" w:lastColumn="1" w:noHBand="0" w:noVBand="0"/>
       </w:tblPr>
       <w:tblGrid>
-        <w:gridCol w:w="3332"/>
-        <w:gridCol w:w="2541"/>
-        <w:gridCol w:w="3104"/>
-        <w:gridCol w:w="1936"/>
+        <w:gridCol w:w="3237"/>
+        <w:gridCol w:w="2468"/>
+        <w:gridCol w:w="3015"/>
+        <w:gridCol w:w="1880"/>
       </w:tblGrid>
       <w:tr>
         <w:trPr>
@@ -8179,8 +8225,13 @@
       </w:pPr>
     </w:p>
     <w:sectPr>
-      <w:headerReference w:type="default" r:id="rId7"/>
-      <w:pgSz w:w="12240" w:h="15840" w:code="1"/>
+      <w:headerReference w:type="even" r:id="rId7"/>
+      <w:headerReference w:type="default" r:id="rId8"/>
+      <w:footerReference w:type="even" r:id="rId9"/>
+      <w:footerReference w:type="default" r:id="rId10"/>
+      <w:headerReference w:type="first" r:id="rId11"/>
+      <w:footerReference w:type="first" r:id="rId12"/>
+      <w:pgSz w:w="11907" w:h="16839" w:code="1"/>
       <w:pgMar w:top="360" w:right="360" w:bottom="720" w:left="360" w:header="432" w:footer="432" w:gutter="0"/>
       <w:cols w:space="720"/>
     </w:sectPr>
@@ -8207,6 +8258,36 @@
 </w:endnotes>
 </file>
 
+<file path=word/footer1.xml><?xml version="1.0" encoding="utf-8"?>
+<w:ftr xmlns:wpc="http://schemas.microsoft.com/office/word/2010/wordprocessingCanvas" xmlns:cx="http://schemas.microsoft.com/office/drawing/2014/chartex" xmlns:cx1="http://schemas.microsoft.com/office/drawing/2015/9/8/chartex" xmlns:cx2="http://schemas.microsoft.com/office/drawing/2015/10/21/chartex" xmlns:cx3="http://schemas.microsoft.com/office/drawing/2016/5/9/chartex" xmlns:cx4="http://schemas.microsoft.com/office/drawing/2016/5/10/chartex" xmlns:cx5="http://schemas.microsoft.com/office/drawing/2016/5/11/chartex" xmlns:cx6="http://schemas.microsoft.com/office/drawing/2016/5/12/chartex" xmlns:cx7="http://schemas.microsoft.com/office/drawing/2016/5/13/chartex" xmlns:cx8="http://schemas.microsoft.com/office/drawing/2016/5/14/chartex" xmlns:mc="http://schemas.openxmlformats.org/markup-compatibility/2006" xmlns:aink="http://schemas.microsoft.com/office/drawing/2016/ink" xmlns:am3d="http://schemas.microsoft.com/office/drawing/2017/model3d" xmlns:o="urn:schemas-microsoft-com:office:office" xmlns:oel="http://schemas.microsoft.com/office/2019/extlst" xmlns:r="http://schemas.openxmlformats.org/officeDocument/2006/relationships" xmlns:m="http://schemas.openxmlformats.org/officeDocument/2006/math" xmlns:v="urn:schemas-microsoft-com:vml" xmlns:wp14="http://schemas.microsoft.com/office/word/2010/wordprocessingDrawing" xmlns:wp="http://schemas.openxmlformats.org/drawingml/2006/wordprocessingDrawing" xmlns:w10="urn:schemas-microsoft-com:office:word" xmlns:w="http://schemas.openxmlformats.org/wordprocessingml/2006/main" xmlns:w14="http://schemas.microsoft.com/office/word/2010/wordml" xmlns:w15="http://schemas.microsoft.com/office/word/2012/wordml" xmlns:w16cex="http://schemas.microsoft.com/office/word/2018/wordml/cex" xmlns:w16cid="http://schemas.microsoft.com/office/word/2016/wordml/cid" xmlns:w16="http://schemas.microsoft.com/office/word/2018/wordml" xmlns:w16du="http://schemas.microsoft.com/office/word/2023/wordml/word16du" xmlns:w16sdtdh="http://schemas.microsoft.com/office/word/2020/wordml/sdtdatahash" xmlns:w16sdtfl="http://schemas.microsoft.com/office/word/2024/wordml/sdtformatlock" xmlns:w16se="http://schemas.microsoft.com/office/word/2015/wordml/symex" xmlns:wpg="http://schemas.microsoft.com/office/word/2010/wordprocessingGroup" xmlns:wpi="http://schemas.microsoft.com/office/word/2010/wordprocessingInk" xmlns:wne="http://schemas.microsoft.com/office/word/2006/wordml" xmlns:wps="http://schemas.microsoft.com/office/word/2010/wordprocessingShape" mc:Ignorable="w14 w15 w16se w16cid w16 w16cex w16sdtdh w16sdtfl w16du wp14">
+  <w:p>
+    <w:pPr>
+      <w:pStyle w:val="Footer"/>
+    </w:pPr>
+  </w:p>
+</w:ftr>
+</file>
+
+<file path=word/footer2.xml><?xml version="1.0" encoding="utf-8"?>
+<w:ftr xmlns:wpc="http://schemas.microsoft.com/office/word/2010/wordprocessingCanvas" xmlns:cx="http://schemas.microsoft.com/office/drawing/2014/chartex" xmlns:cx1="http://schemas.microsoft.com/office/drawing/2015/9/8/chartex" xmlns:cx2="http://schemas.microsoft.com/office/drawing/2015/10/21/chartex" xmlns:cx3="http://schemas.microsoft.com/office/drawing/2016/5/9/chartex" xmlns:cx4="http://schemas.microsoft.com/office/drawing/2016/5/10/chartex" xmlns:cx5="http://schemas.microsoft.com/office/drawing/2016/5/11/chartex" xmlns:cx6="http://schemas.microsoft.com/office/drawing/2016/5/12/chartex" xmlns:cx7="http://schemas.microsoft.com/office/drawing/2016/5/13/chartex" xmlns:cx8="http://schemas.microsoft.com/office/drawing/2016/5/14/chartex" xmlns:mc="http://schemas.openxmlformats.org/markup-compatibility/2006" xmlns:aink="http://schemas.microsoft.com/office/drawing/2016/ink" xmlns:am3d="http://schemas.microsoft.com/office/drawing/2017/model3d" xmlns:o="urn:schemas-microsoft-com:office:office" xmlns:oel="http://schemas.microsoft.com/office/2019/extlst" xmlns:r="http://schemas.openxmlformats.org/officeDocument/2006/relationships" xmlns:m="http://schemas.openxmlformats.org/officeDocument/2006/math" xmlns:v="urn:schemas-microsoft-com:vml" xmlns:wp14="http://schemas.microsoft.com/office/word/2010/wordprocessingDrawing" xmlns:wp="http://schemas.openxmlformats.org/drawingml/2006/wordprocessingDrawing" xmlns:w10="urn:schemas-microsoft-com:office:word" xmlns:w="http://schemas.openxmlformats.org/wordprocessingml/2006/main" xmlns:w14="http://schemas.microsoft.com/office/word/2010/wordml" xmlns:w15="http://schemas.microsoft.com/office/word/2012/wordml" xmlns:w16cex="http://schemas.microsoft.com/office/word/2018/wordml/cex" xmlns:w16cid="http://schemas.microsoft.com/office/word/2016/wordml/cid" xmlns:w16="http://schemas.microsoft.com/office/word/2018/wordml" xmlns:w16du="http://schemas.microsoft.com/office/word/2023/wordml/word16du" xmlns:w16sdtdh="http://schemas.microsoft.com/office/word/2020/wordml/sdtdatahash" xmlns:w16sdtfl="http://schemas.microsoft.com/office/word/2024/wordml/sdtformatlock" xmlns:w16se="http://schemas.microsoft.com/office/word/2015/wordml/symex" xmlns:wpg="http://schemas.microsoft.com/office/word/2010/wordprocessingGroup" xmlns:wpi="http://schemas.microsoft.com/office/word/2010/wordprocessingInk" xmlns:wne="http://schemas.microsoft.com/office/word/2006/wordml" xmlns:wps="http://schemas.microsoft.com/office/word/2010/wordprocessingShape" mc:Ignorable="w14 w15 w16se w16cid w16 w16cex w16sdtdh w16sdtfl w16du wp14">
+  <w:p>
+    <w:pPr>
+      <w:pStyle w:val="Footer"/>
+    </w:pPr>
+  </w:p>
+</w:ftr>
+</file>
+
+<file path=word/footer3.xml><?xml version="1.0" encoding="utf-8"?>
+<w:ftr xmlns:wpc="http://schemas.microsoft.com/office/word/2010/wordprocessingCanvas" xmlns:cx="http://schemas.microsoft.com/office/drawing/2014/chartex" xmlns:cx1="http://schemas.microsoft.com/office/drawing/2015/9/8/chartex" xmlns:cx2="http://schemas.microsoft.com/office/drawing/2015/10/21/chartex" xmlns:cx3="http://schemas.microsoft.com/office/drawing/2016/5/9/chartex" xmlns:cx4="http://schemas.microsoft.com/office/drawing/2016/5/10/chartex" xmlns:cx5="http://schemas.microsoft.com/office/drawing/2016/5/11/chartex" xmlns:cx6="http://schemas.microsoft.com/office/drawing/2016/5/12/chartex" xmlns:cx7="http://schemas.microsoft.com/office/drawing/2016/5/13/chartex" xmlns:cx8="http://schemas.microsoft.com/office/drawing/2016/5/14/chartex" xmlns:mc="http://schemas.openxmlformats.org/markup-compatibility/2006" xmlns:aink="http://schemas.microsoft.com/office/drawing/2016/ink" xmlns:am3d="http://schemas.microsoft.com/office/drawing/2017/model3d" xmlns:o="urn:schemas-microsoft-com:office:office" xmlns:oel="http://schemas.microsoft.com/office/2019/extlst" xmlns:r="http://schemas.openxmlformats.org/officeDocument/2006/relationships" xmlns:m="http://schemas.openxmlformats.org/officeDocument/2006/math" xmlns:v="urn:schemas-microsoft-com:vml" xmlns:wp14="http://schemas.microsoft.com/office/word/2010/wordprocessingDrawing" xmlns:wp="http://schemas.openxmlformats.org/drawingml/2006/wordprocessingDrawing" xmlns:w10="urn:schemas-microsoft-com:office:word" xmlns:w="http://schemas.openxmlformats.org/wordprocessingml/2006/main" xmlns:w14="http://schemas.microsoft.com/office/word/2010/wordml" xmlns:w15="http://schemas.microsoft.com/office/word/2012/wordml" xmlns:w16cex="http://schemas.microsoft.com/office/word/2018/wordml/cex" xmlns:w16cid="http://schemas.microsoft.com/office/word/2016/wordml/cid" xmlns:w16="http://schemas.microsoft.com/office/word/2018/wordml" xmlns:w16du="http://schemas.microsoft.com/office/word/2023/wordml/word16du" xmlns:w16sdtdh="http://schemas.microsoft.com/office/word/2020/wordml/sdtdatahash" xmlns:w16sdtfl="http://schemas.microsoft.com/office/word/2024/wordml/sdtformatlock" xmlns:w16se="http://schemas.microsoft.com/office/word/2015/wordml/symex" xmlns:wpg="http://schemas.microsoft.com/office/word/2010/wordprocessingGroup" xmlns:wpi="http://schemas.microsoft.com/office/word/2010/wordprocessingInk" xmlns:wne="http://schemas.microsoft.com/office/word/2006/wordml" xmlns:wps="http://schemas.microsoft.com/office/word/2010/wordprocessingShape" mc:Ignorable="w14 w15 w16se w16cid w16 w16cex w16sdtdh w16sdtfl w16du wp14">
+  <w:p>
+    <w:pPr>
+      <w:pStyle w:val="Footer"/>
+    </w:pPr>
+  </w:p>
+</w:ftr>
+</file>
+
 <file path=word/footnotes.xml><?xml version="1.0" encoding="utf-8"?>
 <w:footnotes xmlns:wpc="http://schemas.microsoft.com/office/word/2010/wordprocessingCanvas" xmlns:cx="http://schemas.microsoft.com/office/drawing/2014/chartex" xmlns:cx1="http://schemas.microsoft.com/office/drawing/2015/9/8/chartex" xmlns:cx2="http://schemas.microsoft.com/office/drawing/2015/10/21/chartex" xmlns:cx3="http://schemas.microsoft.com/office/drawing/2016/5/9/chartex" xmlns:cx4="http://schemas.microsoft.com/office/drawing/2016/5/10/chartex" xmlns:cx5="http://schemas.microsoft.com/office/drawing/2016/5/11/chartex" xmlns:cx6="http://schemas.microsoft.com/office/drawing/2016/5/12/chartex" xmlns:cx7="http://schemas.microsoft.com/office/drawing/2016/5/13/chartex" xmlns:cx8="http://schemas.microsoft.com/office/drawing/2016/5/14/chartex" xmlns:mc="http://schemas.openxmlformats.org/markup-compatibility/2006" xmlns:aink="http://schemas.microsoft.com/office/drawing/2016/ink" xmlns:am3d="http://schemas.microsoft.com/office/drawing/2017/model3d" xmlns:o="urn:schemas-microsoft-com:office:office" xmlns:oel="http://schemas.microsoft.com/office/2019/extlst" xmlns:r="http://schemas.openxmlformats.org/officeDocument/2006/relationships" xmlns:m="http://schemas.openxmlformats.org/officeDocument/2006/math" xmlns:v="urn:schemas-microsoft-com:vml" xmlns:wp14="http://schemas.microsoft.com/office/word/2010/wordprocessingDrawing" xmlns:wp="http://schemas.openxmlformats.org/drawingml/2006/wordprocessingDrawing" xmlns:w10="urn:schemas-microsoft-com:office:word" xmlns:w="http://schemas.openxmlformats.org/wordprocessingml/2006/main" xmlns:w14="http://schemas.microsoft.com/office/word/2010/wordml" xmlns:w15="http://schemas.microsoft.com/office/word/2012/wordml" xmlns:w16cex="http://schemas.microsoft.com/office/word/2018/wordml/cex" xmlns:w16cid="http://schemas.microsoft.com/office/word/2016/wordml/cid" xmlns:w16="http://schemas.microsoft.com/office/word/2018/wordml" xmlns:w16du="http://schemas.microsoft.com/office/word/2023/wordml/word16du" xmlns:w16sdtdh="http://schemas.microsoft.com/office/word/2020/wordml/sdtdatahash" xmlns:w16sdtfl="http://schemas.microsoft.com/office/word/2024/wordml/sdtformatlock" xmlns:w16se="http://schemas.microsoft.com/office/word/2015/wordml/symex" xmlns:wpg="http://schemas.microsoft.com/office/word/2010/wordprocessingGroup" xmlns:wpi="http://schemas.microsoft.com/office/word/2010/wordprocessingInk" xmlns:wne="http://schemas.microsoft.com/office/word/2006/wordml" xmlns:wps="http://schemas.microsoft.com/office/word/2010/wordprocessingShape" mc:Ignorable="w14 w15 w16se w16cid w16 w16cex w16sdtdh w16sdtfl w16du wp14">
   <w:footnote w:type="separator" w:id="-1">
@@ -8228,9 +8309,19 @@
 
 <file path=word/header1.xml><?xml version="1.0" encoding="utf-8"?>
 <w:hdr xmlns:wpc="http://schemas.microsoft.com/office/word/2010/wordprocessingCanvas" xmlns:cx="http://schemas.microsoft.com/office/drawing/2014/chartex" xmlns:cx1="http://schemas.microsoft.com/office/drawing/2015/9/8/chartex" xmlns:cx2="http://schemas.microsoft.com/office/drawing/2015/10/21/chartex" xmlns:cx3="http://schemas.microsoft.com/office/drawing/2016/5/9/chartex" xmlns:cx4="http://schemas.microsoft.com/office/drawing/2016/5/10/chartex" xmlns:cx5="http://schemas.microsoft.com/office/drawing/2016/5/11/chartex" xmlns:cx6="http://schemas.microsoft.com/office/drawing/2016/5/12/chartex" xmlns:cx7="http://schemas.microsoft.com/office/drawing/2016/5/13/chartex" xmlns:cx8="http://schemas.microsoft.com/office/drawing/2016/5/14/chartex" xmlns:mc="http://schemas.openxmlformats.org/markup-compatibility/2006" xmlns:aink="http://schemas.microsoft.com/office/drawing/2016/ink" xmlns:am3d="http://schemas.microsoft.com/office/drawing/2017/model3d" xmlns:o="urn:schemas-microsoft-com:office:office" xmlns:oel="http://schemas.microsoft.com/office/2019/extlst" xmlns:r="http://schemas.openxmlformats.org/officeDocument/2006/relationships" xmlns:m="http://schemas.openxmlformats.org/officeDocument/2006/math" xmlns:v="urn:schemas-microsoft-com:vml" xmlns:wp14="http://schemas.microsoft.com/office/word/2010/wordprocessingDrawing" xmlns:wp="http://schemas.openxmlformats.org/drawingml/2006/wordprocessingDrawing" xmlns:w10="urn:schemas-microsoft-com:office:word" xmlns:w="http://schemas.openxmlformats.org/wordprocessingml/2006/main" xmlns:w14="http://schemas.microsoft.com/office/word/2010/wordml" xmlns:w15="http://schemas.microsoft.com/office/word/2012/wordml" xmlns:w16cex="http://schemas.microsoft.com/office/word/2018/wordml/cex" xmlns:w16cid="http://schemas.microsoft.com/office/word/2016/wordml/cid" xmlns:w16="http://schemas.microsoft.com/office/word/2018/wordml" xmlns:w16du="http://schemas.microsoft.com/office/word/2023/wordml/word16du" xmlns:w16sdtdh="http://schemas.microsoft.com/office/word/2020/wordml/sdtdatahash" xmlns:w16sdtfl="http://schemas.microsoft.com/office/word/2024/wordml/sdtformatlock" xmlns:w16se="http://schemas.microsoft.com/office/word/2015/wordml/symex" xmlns:wpg="http://schemas.microsoft.com/office/word/2010/wordprocessingGroup" xmlns:wpi="http://schemas.microsoft.com/office/word/2010/wordprocessingInk" xmlns:wne="http://schemas.microsoft.com/office/word/2006/wordml" xmlns:wps="http://schemas.microsoft.com/office/word/2010/wordprocessingShape" mc:Ignorable="w14 w15 w16se w16cid w16 w16cex w16sdtdh w16sdtfl w16du wp14">
+  <w:p>
+    <w:pPr>
+      <w:pStyle w:val="Header"/>
+    </w:pPr>
+  </w:p>
+</w:hdr>
+</file>
+
+<file path=word/header2.xml><?xml version="1.0" encoding="utf-8"?>
+<w:hdr xmlns:wpc="http://schemas.microsoft.com/office/word/2010/wordprocessingCanvas" xmlns:cx="http://schemas.microsoft.com/office/drawing/2014/chartex" xmlns:cx1="http://schemas.microsoft.com/office/drawing/2015/9/8/chartex" xmlns:cx2="http://schemas.microsoft.com/office/drawing/2015/10/21/chartex" xmlns:cx3="http://schemas.microsoft.com/office/drawing/2016/5/9/chartex" xmlns:cx4="http://schemas.microsoft.com/office/drawing/2016/5/10/chartex" xmlns:cx5="http://schemas.microsoft.com/office/drawing/2016/5/11/chartex" xmlns:cx6="http://schemas.microsoft.com/office/drawing/2016/5/12/chartex" xmlns:cx7="http://schemas.microsoft.com/office/drawing/2016/5/13/chartex" xmlns:cx8="http://schemas.microsoft.com/office/drawing/2016/5/14/chartex" xmlns:mc="http://schemas.openxmlformats.org/markup-compatibility/2006" xmlns:aink="http://schemas.microsoft.com/office/drawing/2016/ink" xmlns:am3d="http://schemas.microsoft.com/office/drawing/2017/model3d" xmlns:o="urn:schemas-microsoft-com:office:office" xmlns:oel="http://schemas.microsoft.com/office/2019/extlst" xmlns:r="http://schemas.openxmlformats.org/officeDocument/2006/relationships" xmlns:m="http://schemas.openxmlformats.org/officeDocument/2006/math" xmlns:v="urn:schemas-microsoft-com:vml" xmlns:wp14="http://schemas.microsoft.com/office/word/2010/wordprocessingDrawing" xmlns:wp="http://schemas.openxmlformats.org/drawingml/2006/wordprocessingDrawing" xmlns:w10="urn:schemas-microsoft-com:office:word" xmlns:w="http://schemas.openxmlformats.org/wordprocessingml/2006/main" xmlns:w14="http://schemas.microsoft.com/office/word/2010/wordml" xmlns:w15="http://schemas.microsoft.com/office/word/2012/wordml" xmlns:w16cex="http://schemas.microsoft.com/office/word/2018/wordml/cex" xmlns:w16cid="http://schemas.microsoft.com/office/word/2016/wordml/cid" xmlns:w16="http://schemas.microsoft.com/office/word/2018/wordml" xmlns:w16du="http://schemas.microsoft.com/office/word/2023/wordml/word16du" xmlns:w16sdtdh="http://schemas.microsoft.com/office/word/2020/wordml/sdtdatahash" xmlns:w16sdtfl="http://schemas.microsoft.com/office/word/2024/wordml/sdtformatlock" xmlns:w16se="http://schemas.microsoft.com/office/word/2015/wordml/symex" xmlns:wpg="http://schemas.microsoft.com/office/word/2010/wordprocessingGroup" xmlns:wpi="http://schemas.microsoft.com/office/word/2010/wordprocessingInk" xmlns:wne="http://schemas.microsoft.com/office/word/2006/wordml" xmlns:wps="http://schemas.microsoft.com/office/word/2010/wordprocessingShape" mc:Ignorable="w14 w15 w16se w16cid w16 w16cex w16sdtdh w16sdtfl w16du wp14">
   <w:tbl>
     <w:tblPr>
-      <w:tblW w:w="11205" w:type="dxa"/>
+      <w:tblW w:w="10900" w:type="dxa"/>
       <w:tblInd w:w="250" w:type="dxa"/>
       <w:tblBorders>
         <w:top w:val="single" w:sz="12" w:space="0" w:color="000000"/>
@@ -8244,10 +8335,10 @@
       <w:tblLook w:val="04A0" w:firstRow="1" w:lastRow="0" w:firstColumn="1" w:lastColumn="0" w:noHBand="0" w:noVBand="1"/>
     </w:tblPr>
     <w:tblGrid>
-      <w:gridCol w:w="2694"/>
-      <w:gridCol w:w="3121"/>
-      <w:gridCol w:w="2865"/>
-      <w:gridCol w:w="2525"/>
+      <w:gridCol w:w="2621"/>
+      <w:gridCol w:w="3036"/>
+      <w:gridCol w:w="2787"/>
+      <w:gridCol w:w="2456"/>
     </w:tblGrid>
     <w:tr>
       <w:trPr>
@@ -8256,7 +8347,7 @@
       </w:trPr>
       <w:tc>
         <w:tcPr>
-          <w:tcW w:w="11205" w:type="dxa"/>
+          <w:tcW w:w="10900" w:type="dxa"/>
           <w:gridSpan w:val="4"/>
           <w:tcBorders>
             <w:top w:val="single" w:sz="12" w:space="0" w:color="000000"/>
@@ -8300,7 +8391,7 @@
       </w:trPr>
       <w:tc>
         <w:tcPr>
-          <w:tcW w:w="11205" w:type="dxa"/>
+          <w:tcW w:w="10900" w:type="dxa"/>
           <w:gridSpan w:val="4"/>
           <w:tcBorders>
             <w:top w:val="single" w:sz="12" w:space="0" w:color="000000"/>
@@ -8356,7 +8447,7 @@
       </w:trPr>
       <w:tc>
         <w:tcPr>
-          <w:tcW w:w="2694" w:type="dxa"/>
+          <w:tcW w:w="2621" w:type="dxa"/>
           <w:tcBorders>
             <w:top w:val="single" w:sz="6" w:space="0" w:color="000000"/>
             <w:left w:val="single" w:sz="12" w:space="0" w:color="000000"/>
@@ -8388,7 +8479,7 @@
       </w:tc>
       <w:tc>
         <w:tcPr>
-          <w:tcW w:w="3121" w:type="dxa"/>
+          <w:tcW w:w="3036" w:type="dxa"/>
           <w:tcBorders>
             <w:top w:val="single" w:sz="6" w:space="0" w:color="000000"/>
             <w:left w:val="single" w:sz="6" w:space="0" w:color="000000"/>
@@ -8421,7 +8512,7 @@
       </w:tc>
       <w:tc>
         <w:tcPr>
-          <w:tcW w:w="2865" w:type="dxa"/>
+          <w:tcW w:w="2787" w:type="dxa"/>
           <w:tcBorders>
             <w:top w:val="single" w:sz="6" w:space="0" w:color="000000"/>
             <w:left w:val="single" w:sz="6" w:space="0" w:color="000000"/>
@@ -8453,7 +8544,7 @@
       </w:tc>
       <w:tc>
         <w:tcPr>
-          <w:tcW w:w="2525" w:type="dxa"/>
+          <w:tcW w:w="2456" w:type="dxa"/>
           <w:tcBorders>
             <w:top w:val="single" w:sz="6" w:space="0" w:color="000000"/>
             <w:left w:val="single" w:sz="6" w:space="0" w:color="000000"/>
@@ -8569,6 +8660,16 @@
 </w:hdr>
 </file>
 
+<file path=word/header3.xml><?xml version="1.0" encoding="utf-8"?>
+<w:hdr xmlns:wpc="http://schemas.microsoft.com/office/word/2010/wordprocessingCanvas" xmlns:cx="http://schemas.microsoft.com/office/drawing/2014/chartex" xmlns:cx1="http://schemas.microsoft.com/office/drawing/2015/9/8/chartex" xmlns:cx2="http://schemas.microsoft.com/office/drawing/2015/10/21/chartex" xmlns:cx3="http://schemas.microsoft.com/office/drawing/2016/5/9/chartex" xmlns:cx4="http://schemas.microsoft.com/office/drawing/2016/5/10/chartex" xmlns:cx5="http://schemas.microsoft.com/office/drawing/2016/5/11/chartex" xmlns:cx6="http://schemas.microsoft.com/office/drawing/2016/5/12/chartex" xmlns:cx7="http://schemas.microsoft.com/office/drawing/2016/5/13/chartex" xmlns:cx8="http://schemas.microsoft.com/office/drawing/2016/5/14/chartex" xmlns:mc="http://schemas.openxmlformats.org/markup-compatibility/2006" xmlns:aink="http://schemas.microsoft.com/office/drawing/2016/ink" xmlns:am3d="http://schemas.microsoft.com/office/drawing/2017/model3d" xmlns:o="urn:schemas-microsoft-com:office:office" xmlns:oel="http://schemas.microsoft.com/office/2019/extlst" xmlns:r="http://schemas.openxmlformats.org/officeDocument/2006/relationships" xmlns:m="http://schemas.openxmlformats.org/officeDocument/2006/math" xmlns:v="urn:schemas-microsoft-com:vml" xmlns:wp14="http://schemas.microsoft.com/office/word/2010/wordprocessingDrawing" xmlns:wp="http://schemas.openxmlformats.org/drawingml/2006/wordprocessingDrawing" xmlns:w10="urn:schemas-microsoft-com:office:word" xmlns:w="http://schemas.openxmlformats.org/wordprocessingml/2006/main" xmlns:w14="http://schemas.microsoft.com/office/word/2010/wordml" xmlns:w15="http://schemas.microsoft.com/office/word/2012/wordml" xmlns:w16cex="http://schemas.microsoft.com/office/word/2018/wordml/cex" xmlns:w16cid="http://schemas.microsoft.com/office/word/2016/wordml/cid" xmlns:w16="http://schemas.microsoft.com/office/word/2018/wordml" xmlns:w16du="http://schemas.microsoft.com/office/word/2023/wordml/word16du" xmlns:w16sdtdh="http://schemas.microsoft.com/office/word/2020/wordml/sdtdatahash" xmlns:w16sdtfl="http://schemas.microsoft.com/office/word/2024/wordml/sdtformatlock" xmlns:w16se="http://schemas.microsoft.com/office/word/2015/wordml/symex" xmlns:wpg="http://schemas.microsoft.com/office/word/2010/wordprocessingGroup" xmlns:wpi="http://schemas.microsoft.com/office/word/2010/wordprocessingInk" xmlns:wne="http://schemas.microsoft.com/office/word/2006/wordml" xmlns:wps="http://schemas.microsoft.com/office/word/2010/wordprocessingShape" mc:Ignorable="w14 w15 w16se w16cid w16 w16cex w16sdtdh w16sdtfl w16du wp14">
+  <w:p>
+    <w:pPr>
+      <w:pStyle w:val="Header"/>
+    </w:pPr>
+  </w:p>
+</w:hdr>
+</file>
+
 <file path=word/numbering.xml><?xml version="1.0" encoding="utf-8"?>
 <w:numbering xmlns:wpc="http://schemas.microsoft.com/office/word/2010/wordprocessingCanvas" xmlns:cx="http://schemas.microsoft.com/office/drawing/2014/chartex" xmlns:cx1="http://schemas.microsoft.com/office/drawing/2015/9/8/chartex" xmlns:cx2="http://schemas.microsoft.com/office/drawing/2015/10/21/chartex" xmlns:cx3="http://schemas.microsoft.com/office/drawing/2016/5/9/chartex" xmlns:cx4="http://schemas.microsoft.com/office/drawing/2016/5/10/chartex" xmlns:cx5="http://schemas.microsoft.com/office/drawing/2016/5/11/chartex" xmlns:cx6="http://schemas.microsoft.com/office/drawing/2016/5/12/chartex" xmlns:cx7="http://schemas.microsoft.com/office/drawing/2016/5/13/chartex" xmlns:cx8="http://schemas.microsoft.com/office/drawing/2016/5/14/chartex" xmlns:mc="http://schemas.openxmlformats.org/markup-compatibility/2006" xmlns:aink="http://schemas.microsoft.com/office/drawing/2016/ink" xmlns:am3d="http://schemas.microsoft.com/office/drawing/2017/model3d" xmlns:o="urn:schemas-microsoft-com:office:office" xmlns:oel="http://schemas.microsoft.com/office/2019/extlst" xmlns:r="http://schemas.openxmlformats.org/officeDocument/2006/relationships" xmlns:m="http://schemas.openxmlformats.org/officeDocument/2006/math" xmlns:v="urn:schemas-microsoft-com:vml" xmlns:wp14="http://schemas.microsoft.com/office/word/2010/wordprocessingDrawing" xmlns:wp="http://schemas.openxmlformats.org/drawingml/2006/wordprocessingDrawing" xmlns:w10="urn:schemas-microsoft-com:office:word" xmlns:w="http://schemas.openxmlformats.org/wordprocessingml/2006/main" xmlns:w14="http://schemas.microsoft.com/office/word/2010/wordml" xmlns:w15="http://schemas.microsoft.com/office/word/2012/wordml" xmlns:w16cex="http://schemas.microsoft.com/office/word/2018/wordml/cex" xmlns:w16cid="http://schemas.microsoft.com/office/word/2016/wordml/cid" xmlns:w16="http://schemas.microsoft.com/office/word/2018/wordml" xmlns:w16du="http://schemas.microsoft.com/office/word/2023/wordml/word16du" xmlns:w16sdtdh="http://schemas.microsoft.com/office/word/2020/wordml/sdtdatahash" xmlns:w16sdtfl="http://schemas.microsoft.com/office/word/2024/wordml/sdtformatlock" xmlns:w16se="http://schemas.microsoft.com/office/word/2015/wordml/symex" xmlns:wpg="http://schemas.microsoft.com/office/word/2010/wordprocessingGroup" xmlns:wpi="http://schemas.microsoft.com/office/word/2010/wordprocessingInk" xmlns:wne="http://schemas.microsoft.com/office/word/2006/wordml" xmlns:wps="http://schemas.microsoft.com/office/word/2010/wordprocessingShape" mc:Ignorable="w14 w15 w16se w16cid w16 w16cex w16sdtdh w16sdtfl w16du wp14">
   <w:abstractNum w:abstractNumId="0" w15:restartNumberingAfterBreak="0">
@@ -11515,97 +11616,97 @@
       </w:rPr>
     </w:lvl>
   </w:abstractNum>
-  <w:num w:numId="1" w16cid:durableId="1328829311">
+  <w:num w:numId="1" w16cid:durableId="1615022043">
     <w:abstractNumId w:val="18"/>
   </w:num>
-  <w:num w:numId="2" w16cid:durableId="2140031583">
+  <w:num w:numId="2" w16cid:durableId="1836530022">
     <w:abstractNumId w:val="17"/>
   </w:num>
-  <w:num w:numId="3" w16cid:durableId="1511026132">
+  <w:num w:numId="3" w16cid:durableId="1161584943">
     <w:abstractNumId w:val="16"/>
   </w:num>
-  <w:num w:numId="4" w16cid:durableId="642349161">
+  <w:num w:numId="4" w16cid:durableId="193927678">
     <w:abstractNumId w:val="7"/>
   </w:num>
-  <w:num w:numId="5" w16cid:durableId="589310190">
+  <w:num w:numId="5" w16cid:durableId="1256670284">
     <w:abstractNumId w:val="12"/>
   </w:num>
-  <w:num w:numId="6" w16cid:durableId="2008095383">
+  <w:num w:numId="6" w16cid:durableId="1337803570">
     <w:abstractNumId w:val="28"/>
   </w:num>
-  <w:num w:numId="7" w16cid:durableId="1182167166">
+  <w:num w:numId="7" w16cid:durableId="701832611">
     <w:abstractNumId w:val="6"/>
   </w:num>
-  <w:num w:numId="8" w16cid:durableId="1531261770">
+  <w:num w:numId="8" w16cid:durableId="561911840">
     <w:abstractNumId w:val="29"/>
   </w:num>
-  <w:num w:numId="9" w16cid:durableId="1451633411">
+  <w:num w:numId="9" w16cid:durableId="974794153">
     <w:abstractNumId w:val="19"/>
   </w:num>
-  <w:num w:numId="10" w16cid:durableId="1443454165">
+  <w:num w:numId="10" w16cid:durableId="1956404841">
     <w:abstractNumId w:val="15"/>
   </w:num>
-  <w:num w:numId="11" w16cid:durableId="821392290">
+  <w:num w:numId="11" w16cid:durableId="972708172">
     <w:abstractNumId w:val="3"/>
   </w:num>
-  <w:num w:numId="12" w16cid:durableId="1651666578">
+  <w:num w:numId="12" w16cid:durableId="1916209595">
     <w:abstractNumId w:val="22"/>
   </w:num>
-  <w:num w:numId="13" w16cid:durableId="555824401">
+  <w:num w:numId="13" w16cid:durableId="172696358">
     <w:abstractNumId w:val="9"/>
   </w:num>
-  <w:num w:numId="14" w16cid:durableId="159083670">
+  <w:num w:numId="14" w16cid:durableId="481968110">
     <w:abstractNumId w:val="14"/>
   </w:num>
-  <w:num w:numId="15" w16cid:durableId="2009400653">
+  <w:num w:numId="15" w16cid:durableId="1202205742">
     <w:abstractNumId w:val="2"/>
   </w:num>
-  <w:num w:numId="16" w16cid:durableId="490487482">
+  <w:num w:numId="16" w16cid:durableId="339115604">
     <w:abstractNumId w:val="0"/>
   </w:num>
-  <w:num w:numId="17" w16cid:durableId="829297737">
+  <w:num w:numId="17" w16cid:durableId="500899675">
     <w:abstractNumId w:val="10"/>
   </w:num>
-  <w:num w:numId="18" w16cid:durableId="1579168352">
+  <w:num w:numId="18" w16cid:durableId="358969719">
     <w:abstractNumId w:val="30"/>
   </w:num>
-  <w:num w:numId="19" w16cid:durableId="1222060101">
+  <w:num w:numId="19" w16cid:durableId="1113864693">
     <w:abstractNumId w:val="8"/>
   </w:num>
-  <w:num w:numId="20" w16cid:durableId="607005142">
+  <w:num w:numId="20" w16cid:durableId="989091374">
     <w:abstractNumId w:val="25"/>
   </w:num>
-  <w:num w:numId="21" w16cid:durableId="685986222">
+  <w:num w:numId="21" w16cid:durableId="2041544552">
     <w:abstractNumId w:val="20"/>
   </w:num>
-  <w:num w:numId="22" w16cid:durableId="1024668400">
+  <w:num w:numId="22" w16cid:durableId="417363898">
     <w:abstractNumId w:val="1"/>
   </w:num>
-  <w:num w:numId="23" w16cid:durableId="1273391572">
+  <w:num w:numId="23" w16cid:durableId="2043439907">
     <w:abstractNumId w:val="13"/>
   </w:num>
-  <w:num w:numId="24" w16cid:durableId="1216161542">
+  <w:num w:numId="24" w16cid:durableId="2019848401">
     <w:abstractNumId w:val="4"/>
   </w:num>
-  <w:num w:numId="25" w16cid:durableId="1133790293">
+  <w:num w:numId="25" w16cid:durableId="1230918316">
     <w:abstractNumId w:val="5"/>
   </w:num>
-  <w:num w:numId="26" w16cid:durableId="808866473">
+  <w:num w:numId="26" w16cid:durableId="1773740278">
     <w:abstractNumId w:val="24"/>
   </w:num>
-  <w:num w:numId="27" w16cid:durableId="1853759979">
+  <w:num w:numId="27" w16cid:durableId="799693233">
     <w:abstractNumId w:val="23"/>
   </w:num>
-  <w:num w:numId="28" w16cid:durableId="1572420052">
+  <w:num w:numId="28" w16cid:durableId="703944428">
     <w:abstractNumId w:val="11"/>
   </w:num>
-  <w:num w:numId="29" w16cid:durableId="970287024">
+  <w:num w:numId="29" w16cid:durableId="1678459243">
     <w:abstractNumId w:val="27"/>
   </w:num>
-  <w:num w:numId="30" w16cid:durableId="724333202">
+  <w:num w:numId="30" w16cid:durableId="1803378765">
     <w:abstractNumId w:val="21"/>
   </w:num>
-  <w:num w:numId="31" w16cid:durableId="238444636">
+  <w:num w:numId="31" w16cid:durableId="817569935">
     <w:abstractNumId w:val="26"/>
   </w:num>
 </w:numbering>
